--- a/开题报告07_可合成性引导的材料生成_2026-10-18.docx
+++ b/开题报告07_可合成性引导的材料生成_2026-10-18.docx
@@ -588,7 +588,25 @@
           <w:color w:val="1A1A1A"/>
           <w:sz w:val="21"/>
         </w:rPr>
-        <w:t>：三个专用 LLM 分别做可合成性、方法、前驱体预测。它把晶体结构编码成文本表示，在可合成/不可合成数据集上微调；可合成性分类准确率 98.6%，在复杂度超过训练集的实验结构上仍有泛化。方法与前驱体两个模型在二元与三元化合物上分别达到 90% 以上准确率 [1]。</w:t>
+        <w:t>：三个专用 LLM 分别做可合成性、方法、前驱体预测。数据集为 70,120 个 ICSD 可合成结构与 80,000 个从 1,401,562 个理论结构中按 PU 模型 CLscore&lt;0.1 筛出的「不可合成」结构；可合成性分类准确率 98.6%，方法与前驱体分别达到 91.0% 与 80.2% [1]。</w:t>
+      </w:r>
+      <w:r>
+        <w:rPr>
+          <w:rFonts w:ascii="Times New Roman" w:hAnsi="Times New Roman" w:eastAsia="宋体"/>
+          <w:b/>
+          <w:color w:val="1A1A1A"/>
+          <w:sz w:val="21"/>
+        </w:rPr>
+        <w:t>关键限制：负例是 PU 伪标签，不是实测的「合成失败」。</w:t>
+      </w:r>
+      <w:r>
+        <w:rPr>
+          <w:rFonts w:ascii="Times New Roman" w:hAnsi="Times New Roman" w:eastAsia="宋体"/>
+          <w:b w:val="0"/>
+          <w:color w:val="1A1A1A"/>
+          <w:sz w:val="21"/>
+        </w:rPr>
+        <w:t xml:space="preserve"> 98.6% 衡量的是「区分 ICSD 与低 CLscore 结构」的能力，不等于在生成分布上的判别力；引导提升可合成率，也可能只是让候选更像 ICSD 已知结构，从而损失新颖性。这是本课题必须排除的替代解释。</w:t>
       </w:r>
     </w:p>
     <w:p>
@@ -1883,7 +1901,7 @@
                 <w:color w:val="1A1A1A"/>
                 <w:sz w:val="18"/>
               </w:rPr>
-              <w:t>约 200 万</w:t>
+              <w:t>2×10⁶ 化学空间（ML 预测，MAE≈0.1 eV/atom）；约 10⁴ DFT 真值</w:t>
             </w:r>
           </w:p>
         </w:tc>
@@ -1903,7 +1921,7 @@
                 <w:color w:val="1A1A1A"/>
                 <w:sz w:val="18"/>
               </w:rPr>
-              <w:t>闭集验证</w:t>
+              <w:t>闭集验证只用 DFT 子集</w:t>
             </w:r>
           </w:p>
         </w:tc>
